--- a/Paladin_Compliance_3.7_Governance_Integration_Institutional_Alignment_Operational_Coherence_and_Long-Horizon_Governance_Stewardship.docx
+++ b/Paladin_Compliance_3.7_Governance_Integration_Institutional_Alignment_Operational_Coherence_and_Long-Horizon_Governance_Stewardship.docx
@@ -27,7 +27,7 @@
           <w:color w:val="1F2937"/>
           <w:sz w:val="21"/>
         </w:rPr>
-        <w:t>Section 3.7 establishes the integrative operating doctrine for Section III. It treats safeguards, monitoring, maintenance, verification, training, incident response, dependency management, AI governance, evidence continuity, accountability, assurance discipline, and resilience structures as interacting elements of one governance operating model. The purpose is not to summarize prior material, but to define how governance functions remain coherent when institutional operations evolve, fragment, accelerate, and recover under pressure.</w:t>
+        <w:t>Section 3.7 establishes the integrative operating doctrine for Section III. It treats safeguards, monitoring, maintenance, evidence review, training, incident response, dependency management, AI governance, evidence continuity, accountability, confidence discipline, and resilience structures as interacting elements of one governance operating model. The purpose is not to summarize prior material, but to define how governance functions remain coherent when institutional operations evolve, fragment, accelerate, and recover under pressure.</w:t>
       </w:r>
     </w:p>
     <w:p>
@@ -81,7 +81,7 @@
           <w:color w:val="1F2937"/>
           <w:sz w:val="21"/>
         </w:rPr>
-        <w:t>Governance integration is the discipline of keeping institutional control functions mutually intelligible and operationally aligned. It requires that safeguards produce evidence useful to verification, monitoring produces signals that trigger maintenance, training enables personnel to preserve controls under pressure, incident response feeds control redesign, dependency management informs assurance boundaries, and AI governance remains connected to decision accountability rather than isolated as a technology concern.</w:t>
+        <w:t>Governance integration is the discipline of keeping institutional control functions mutually intelligible and operationally aligned. It requires that safeguards produce evidence useful to evidence review, monitoring produces signals that trigger maintenance, training enables personnel to preserve controls under pressure, incident response feeds control redesign, dependency management informs confidence boundaries, and AI governance remains connected to decision accountability rather than isolated as a technology concern.</w:t>
       </w:r>
     </w:p>
     <w:p>
@@ -94,7 +94,7 @@
           <w:color w:val="1F2937"/>
           <w:sz w:val="21"/>
         </w:rPr>
-        <w:t>An integrated governance system does not require perfect centralization. Excessive centralization can slow operational action, obscure local expertise, and create bottlenecks that teams route around. Integration instead requires shared boundaries, common evidence logic, visible dependencies, consistent escalation thresholds, and clear ownership for cross-functional conditions. The institution should be able to explain how a risk condition moves from workflow detection to governance treatment, from evidence capture to assurance language, and from incident learning to durable maintenance.</w:t>
+        <w:t>An integrated governance system does not require perfect centralization. Excessive centralization can slow operational action, obscure local expertise, and create bottlenecks that teams route around. Integration instead requires shared boundaries, common evidence logic, visible dependencies, consistent escalation thresholds, and clear ownership for cross-functional conditions. The institution should be able to explain how a risk condition moves from workflow detection to governance treatment, from evidence capture to confidence language, and from incident learning to durable maintenance.</w:t>
       </w:r>
     </w:p>
     <w:p>
@@ -751,7 +751,7 @@
                 <w:color w:val="1F2937"/>
                 <w:sz w:val="17"/>
               </w:rPr>
-              <w:t>Post-incident reconstruction informs control redesign, evidence preservation, and assurance recalibration.</w:t>
+              <w:t>Post-incident reconstruction informs control redesign, evidence preservation, and confidence recalibration.</w:t>
             </w:r>
           </w:p>
         </w:tc>
@@ -951,7 +951,7 @@
                 <w:color w:val="1F2937"/>
                 <w:sz w:val="17"/>
               </w:rPr>
-              <w:t>Dependency-to-assurance integration</w:t>
+              <w:t>Dependency-to-confidence integration</w:t>
             </w:r>
           </w:p>
         </w:tc>
@@ -1044,7 +1044,7 @@
                 <w:color w:val="1F2937"/>
                 <w:sz w:val="17"/>
               </w:rPr>
-              <w:t>External reliance expands while assurance language remains unqualified.</w:t>
+              <w:t>External reliance expands while confidence language remains unqualified.</w:t>
             </w:r>
           </w:p>
         </w:tc>
@@ -1080,7 +1080,7 @@
           <w:color w:val="1F2937"/>
           <w:sz w:val="21"/>
         </w:rPr>
-        <w:t>Fragmented governance emerges when functions optimize within their own administrative boundary without preserving institutional coherence. Operational teams may maintain local efficiency, committees may preserve meeting cadence, monitoring may report completion, and evidence repositories may accumulate artifacts, yet the institution may still be unable to reconstruct decisions, identify dependency concentration, explain AI influence, or align assurance statements with current evidence. Fragmentation is often a consequence of convenience normalization rather than deliberate neglect.</w:t>
+        <w:t>Fragmented governance emerges when functions optimize within their own administrative boundary without preserving institutional coherence. Operational teams may maintain local efficiency, committees may preserve meeting cadence, monitoring may report completion, and evidence repositories may accumulate artifacts, yet the institution may still be unable to reconstruct decisions, identify dependency concentration, explain AI influence, or align confidence statements with current evidence. Fragmentation is often a consequence of convenience normalization rather than deliberate neglect.</w:t>
       </w:r>
     </w:p>
     <w:p>
@@ -1093,7 +1093,7 @@
           <w:color w:val="1F2937"/>
           <w:sz w:val="21"/>
         </w:rPr>
-        <w:t>Integrated governance preserves practical autonomy while preventing institutional blindness. It distinguishes local process efficiency from enterprise governance consequence. A workflow may be locally stable while creating external reliance, cross-system propagation, stale assurance, or dependency concentration. Integration requires that these conditions become visible across functions before they become failure modes.</w:t>
+        <w:t>Integrated governance preserves practical autonomy while preventing institutional blindness. It distinguishes local process efficiency from enterprise governance consequence. A workflow may be locally stable while creating external reliance, cross-system propagation, stale confidence, or dependency concentration. Integration requires that these conditions become visible across functions before they become failure modes.</w:t>
       </w:r>
     </w:p>
     <w:p>
@@ -1326,7 +1326,7 @@
                 <w:color w:val="1F2937"/>
                 <w:sz w:val="17"/>
               </w:rPr>
-              <w:t>Each control owner manages local execution without understanding downstream evidence or assurance reliance.</w:t>
+              <w:t>Each control owner manages local execution without understanding downstream evidence or confidence reliance.</w:t>
             </w:r>
           </w:p>
         </w:tc>
@@ -1358,7 +1358,7 @@
                 <w:color w:val="1F2937"/>
                 <w:sz w:val="17"/>
               </w:rPr>
-              <w:t>Control owners understand how control outputs support verification, escalation, and representation boundaries.</w:t>
+              <w:t>Control owners understand how control outputs support evidence review, escalation, and representation boundaries.</w:t>
             </w:r>
           </w:p>
         </w:tc>
@@ -1620,7 +1620,7 @@
                 <w:color w:val="1F2937"/>
                 <w:sz w:val="17"/>
               </w:rPr>
-              <w:t>Operational changes trigger reassessment of controls, evidence, training, dependencies, and assurance language.</w:t>
+              <w:t>Operational changes trigger reassessment of controls, evidence, training, dependencies, and confidence language.</w:t>
             </w:r>
           </w:p>
         </w:tc>
@@ -1950,7 +1950,7 @@
                 <w:color w:val="1F2937"/>
                 <w:sz w:val="17"/>
               </w:rPr>
-              <w:t>External assurance</w:t>
+              <w:t>External confidence</w:t>
             </w:r>
           </w:p>
         </w:tc>
@@ -2012,7 +2012,7 @@
                 <w:color w:val="1F2937"/>
                 <w:sz w:val="17"/>
               </w:rPr>
-              <w:t>Assurance language is refreshed when evidence, dependencies, incident status, or operational conditions change.</w:t>
+              <w:t>Confidence language is refreshed when evidence, dependencies, incident status, or operational conditions change.</w:t>
             </w:r>
           </w:p>
         </w:tc>
@@ -2518,7 +2518,7 @@
                 <w:color w:val="1F2937"/>
                 <w:sz w:val="17"/>
               </w:rPr>
-              <w:t>Evidence collected for operations cannot support oversight, assurance, or post-incident reconstruction.</w:t>
+              <w:t>Evidence collected for operations cannot support oversight, confidence, or post-incident reconstruction.</w:t>
             </w:r>
           </w:p>
         </w:tc>
@@ -2587,7 +2587,7 @@
                 <w:color w:val="1F2937"/>
                 <w:sz w:val="17"/>
               </w:rPr>
-              <w:t>Preserves routing when exposure crosses workflow, vendor, system, or assurance boundary.</w:t>
+              <w:t>Preserves routing when exposure crosses workflow, vendor, system, or confidence boundary.</w:t>
             </w:r>
           </w:p>
         </w:tc>
@@ -2881,7 +2881,7 @@
                 <w:color w:val="1F2937"/>
                 <w:sz w:val="17"/>
               </w:rPr>
-              <w:t>Requires review when dashboards, verification pages, executive narratives, or customer materials may imply assurance.</w:t>
+              <w:t>Requires review when dashboards, registry record pages, executive narratives, or customer materials may imply confidence.</w:t>
             </w:r>
           </w:p>
         </w:tc>
@@ -2980,7 +2980,7 @@
                 <w:color w:val="1F2937"/>
                 <w:sz w:val="17"/>
               </w:rPr>
-              <w:t>Maintains coherence across safeguards, monitoring, maintenance, verification, training, and incident recovery.</w:t>
+              <w:t>Maintains coherence across safeguards, monitoring, maintenance, evidence review, training, and incident recovery.</w:t>
             </w:r>
           </w:p>
         </w:tc>
@@ -3011,7 +3011,7 @@
                 <w:color w:val="1F2937"/>
                 <w:sz w:val="17"/>
               </w:rPr>
-              <w:t>Reviews cross-functional patterns, unresolved dependencies, drift signals, assurance limitations, and systemic fragility.</w:t>
+              <w:t>Reviews cross-functional patterns, unresolved dependencies, drift signals, confidence limitations, and systemic fragility.</w:t>
             </w:r>
           </w:p>
         </w:tc>
@@ -3078,7 +3078,7 @@
           <w:color w:val="1F2937"/>
           <w:sz w:val="21"/>
         </w:rPr>
-        <w:t>A governance ecosystem is the set of operating relationships through which controls, evidence, authority, monitoring, training, incidents, dependencies, and assurances influence one another. The ecosystem can be healthy even when individual controls fail, provided the institution detects weakness, preserves evidence, escalates appropriately, recalibrates assurance, and updates the operating model. The ecosystem becomes fragile when functions remain administratively complete but operationally disconnected.</w:t>
+        <w:t>A governance ecosystem is the set of operating relationships through which controls, evidence, authority, monitoring, training, incidents, dependencies, and confidence statements influence one another. The ecosystem can be healthy even when individual controls fail, provided the institution detects weakness, preserves evidence, escalates appropriately, recalibrates confidence, and updates the operating model. The ecosystem becomes fragile when functions remain administratively complete but operationally disconnected.</w:t>
       </w:r>
     </w:p>
     <w:p>
@@ -3091,7 +3091,7 @@
           <w:color w:val="1F2937"/>
           <w:sz w:val="21"/>
         </w:rPr>
-        <w:t>The integration model for Section III requires reciprocal movement between functions. Safeguards define expected behavior; monitoring tests whether behavior remains real; maintenance updates the model; verification substantiates claims; training equips personnel to preserve the model; incident response tests it under pressure; recovery improves it; dependency governance exposes hidden reliance; and AI governance prevents automation from bypassing human accountability. These functions should be understood as an operating chain rather than a sequence of standalone tasks.</w:t>
+        <w:t>The integration model for Section III requires reciprocal movement between functions. Safeguards define expected behavior; monitoring tests whether behavior remains real; maintenance updates the model; evidence review substantiates claims; training equips personnel to preserve the model; incident response tests it under pressure; recovery improves it; dependency governance exposes hidden reliance; and AI governance prevents automation from bypassing human accountability. These functions should be understood as an operating chain rather than a sequence of standalone tasks.</w:t>
       </w:r>
     </w:p>
     <w:p>
@@ -3686,7 +3686,7 @@
                 <w:color w:val="1F2937"/>
                 <w:sz w:val="17"/>
               </w:rPr>
-              <w:t>Verification to assurance</w:t>
+              <w:t>Evidence review to confidence</w:t>
             </w:r>
           </w:p>
         </w:tc>
@@ -3748,7 +3748,7 @@
                 <w:color w:val="1F2937"/>
                 <w:sz w:val="17"/>
               </w:rPr>
-              <w:t>Assurance language is bounded, refreshed, qualified, suspended, or withdrawn.</w:t>
+              <w:t>Confidence language is bounded, refreshed, qualified, suspended, or withdrawn.</w:t>
             </w:r>
           </w:p>
         </w:tc>
@@ -4010,7 +4010,7 @@
                 <w:color w:val="1F2937"/>
                 <w:sz w:val="17"/>
               </w:rPr>
-              <w:t>Oversight recalibrates reliance, continuity expectations, and assurance boundaries.</w:t>
+              <w:t>Oversight recalibrates reliance, continuity expectations, and confidence boundaries.</w:t>
             </w:r>
           </w:p>
         </w:tc>
@@ -4090,7 +4090,7 @@
           <w:color w:val="1F2937"/>
           <w:sz w:val="21"/>
         </w:rPr>
-        <w:t>Cross-functional accountability must therefore distinguish contribution from decision authority. Contributors may provide facts, recommendations, analysis, or operational support, but accountable authority must remain named for treatment decisions, assurance statements, residual exposure acceptance, control redesign, dependency disposition, and post-incident closure. Without this separation, integration becomes meeting attendance rather than governance coherence.</w:t>
+        <w:t>Cross-functional accountability must therefore distinguish contribution from decision authority. Contributors may provide facts, recommendations, analysis, or operational support, but accountable authority must remain named for treatment decisions, confidence statements, residual exposure acceptance, control redesign, dependency disposition, and post-incident closure. Without this separation, integration becomes meeting attendance rather than governance coherence.</w:t>
       </w:r>
     </w:p>
     <w:p>
@@ -4485,7 +4485,7 @@
                 <w:color w:val="1F2937"/>
                 <w:sz w:val="17"/>
               </w:rPr>
-              <w:t>Assigned for evidence packages supporting controls, assurance claims, incident records, and verification pages.</w:t>
+              <w:t>Assigned for evidence packages supporting controls, confidence claims, incident records, and registry record pages.</w:t>
             </w:r>
           </w:p>
         </w:tc>
@@ -4617,7 +4617,7 @@
                 <w:color w:val="1F2937"/>
                 <w:sz w:val="17"/>
               </w:rPr>
-              <w:t>Controls statements during uncertainty, customer reliance, diligence requests, public verification, and incident updates.</w:t>
+              <w:t>Controls statements during uncertainty, customer reliance, diligence requests, public registry record, and incident updates.</w:t>
             </w:r>
           </w:p>
         </w:tc>
@@ -5063,7 +5063,7 @@
           <w:color w:val="17365D"/>
           <w:sz w:val="52"/>
         </w:rPr>
-        <w:t>Integrated Evidence and Assurance Coordination</w:t>
+        <w:t>Integrated Evidence and Confidence Coordination</w:t>
       </w:r>
     </w:p>
     <w:p>
@@ -5076,7 +5076,7 @@
           <w:color w:val="1F2937"/>
           <w:sz w:val="21"/>
         </w:rPr>
-        <w:t>Evidence and assurance form the credibility layer of integrated governance. Evidence without assurance coordination may prove isolated facts while leaving institutional representations unsupported. Assurance without evidence coordination becomes confidence language. Integrated evidence coordination requires that the institution know which artifacts support which controls, which claims depend on which evidence populations, which dependencies affect proof, and which communications must be revised when evidence confidence changes.</w:t>
+        <w:t>Evidence and confidence form the credibility layer of integrated governance. Evidence without confidence coordination may prove isolated facts while leaving institutional representations unsupported. Confidence without evidence coordination becomes confidence language. Integrated evidence coordination requires that the institution know which artifacts support which controls, which claims depend on which evidence populations, which dependencies affect proof, and which communications must be revised when evidence confidence changes.</w:t>
       </w:r>
     </w:p>
     <w:p>
@@ -5089,7 +5089,7 @@
           <w:color w:val="1F2937"/>
           <w:sz w:val="21"/>
         </w:rPr>
-        <w:t>The integration requirement is practical rather than ornamental. A dashboard may remain green while the underlying workflow changed. A certification-style statement may remain visible after evidence freshness expired. A customer response may copy a prior assurance paragraph without confirming current scope. An AI summary may compress caveats from multiple evidence sources into a coherent but overconfident narrative. Assurance survives only when evidence, scope, confidence, and audience remain linked.</w:t>
+        <w:t>The integration requirement is practical rather than ornamental. A dashboard may remain green while the underlying workflow changed. A certification-style statement may remain visible after evidence freshness expired. A customer response may copy a prior confidence paragraph without confirming current scope. An AI summary may compress caveats from multiple evidence sources into a coherent but overconfident narrative. Confidence survives only when evidence, scope, confidence, and audience remain linked.</w:t>
       </w:r>
     </w:p>
     <w:p>
@@ -5253,7 +5253,7 @@
                 <w:color w:val="17365D"/>
                 <w:sz w:val="21"/>
               </w:rPr>
-              <w:t>Assurance Risk If Weak</w:t>
+              <w:t>Confidence Risk If Weak</w:t>
             </w:r>
           </w:p>
         </w:tc>
@@ -5354,7 +5354,7 @@
                 <w:color w:val="1F2937"/>
                 <w:sz w:val="17"/>
               </w:rPr>
-              <w:t>Identify which records support which status statements, verification signals, executive narratives, and control claims.</w:t>
+              <w:t>Identify which records support which status statements, registry record signals, executive narratives, and control claims.</w:t>
             </w:r>
           </w:p>
         </w:tc>
@@ -5777,7 +5777,7 @@
                 <w:color w:val="1F2937"/>
                 <w:sz w:val="17"/>
               </w:rPr>
-              <w:t>Provider disruption or opacity weakens assurance without detection.</w:t>
+              <w:t>Provider disruption or opacity weakens confidence without detection.</w:t>
             </w:r>
           </w:p>
         </w:tc>
@@ -5946,7 +5946,7 @@
                 <w:color w:val="1F2937"/>
                 <w:sz w:val="17"/>
               </w:rPr>
-              <w:t>Assurance recalibration trigger</w:t>
+              <w:t>Confidence recalibration trigger</w:t>
             </w:r>
           </w:p>
         </w:tc>
@@ -6075,7 +6075,7 @@
           <w:color w:val="1F2937"/>
           <w:sz w:val="21"/>
         </w:rPr>
-        <w:t>AI-assisted systems increase the need for governance synchronization because they accelerate summarization, routing, classification, prioritization, drafting, and operational coordination. The same speed that improves workflow throughput can outpace evidence review, authority alignment, dependency mapping, and assurance recalibration. A generated summary may move across systems before the source condition is validated. A recommendation may shape operational treatment before decision authority understands its influence. A prioritization model may suppress low-volume but high-consequence conditions.</w:t>
+        <w:t>AI-assisted systems increase the need for governance synchronization because they accelerate summarization, routing, classification, prioritization, drafting, and operational coordination. The same speed that improves workflow throughput can outpace evidence review, authority alignment, dependency mapping, and confidence recalibration. A generated summary may move across systems before the source condition is validated. A recommendation may shape operational treatment before decision authority understands its influence. A prioritization model may suppress low-volume but high-consequence conditions.</w:t>
       </w:r>
     </w:p>
     <w:p>
@@ -6088,7 +6088,7 @@
           <w:color w:val="1F2937"/>
           <w:sz w:val="21"/>
         </w:rPr>
-        <w:t>Integrated governance does not treat AI as a separate technology appendix. It treats AI-assisted influence as a cross-functional governance condition. AI may affect containment, evidence, monitoring, incident response, training, assurance, dependency, and accountability simultaneously. Organizations implementing this framework should make AI influence visible enough that future reviewers can reconstruct what was generated, what was relied upon, what was rejected, who approved use, and how downstream representations were affected.</w:t>
+        <w:t>Integrated governance does not treat AI as a separate technology appendix. It treats AI-assisted influence as a cross-functional governance condition. AI may affect containment, evidence, monitoring, incident response, training, confidence, dependency, and accountability simultaneously. Organizations implementing this framework should make AI influence visible enough that future reviewers can reconstruct what was generated, what was relied upon, what was rejected, who approved use, and how downstream representations were affected.</w:t>
       </w:r>
     </w:p>
     <w:p>
@@ -6321,7 +6321,7 @@
                 <w:color w:val="1F2937"/>
                 <w:sz w:val="17"/>
               </w:rPr>
-              <w:t>Evidence, communication, assurance, and incident records align around one narrative.</w:t>
+              <w:t>Evidence, communication, confidence, and incident records align around one narrative.</w:t>
             </w:r>
           </w:p>
         </w:tc>
@@ -6877,7 +6877,7 @@
                 <w:color w:val="1F2937"/>
                 <w:sz w:val="17"/>
               </w:rPr>
-              <w:t>Provider-generated confidence becomes internal assurance without transparency.</w:t>
+              <w:t>Provider-generated confidence becomes internal confidence without transparency.</w:t>
             </w:r>
           </w:p>
         </w:tc>
@@ -7087,7 +7087,7 @@
           <w:color w:val="1F2937"/>
           <w:sz w:val="21"/>
         </w:rPr>
-        <w:t>Integrated governance requires that dependencies be classified by consequence, not only by procurement category or technical criticality. A low-cost tool may become governance-critical if it stores evidence, generates summaries, coordinates recovery, supports public verification, or routes high-risk workflow decisions. Dependency integration ensures that vendor changes, staffing changes, platform migrations, and AI-service behavior inform monitoring, maintenance, training, verification, and assurance boundaries.</w:t>
+        <w:t>Integrated governance requires that dependencies be classified by consequence, not only by procurement category or technical criticality. A low-cost tool may become governance-critical if it stores evidence, generates summaries, coordinates recovery, supports public registry record, or routes high-risk workflow decisions. Dependency integration ensures that vendor changes, staffing changes, platform migrations, and AI-service behavior inform monitoring, maintenance, training, evidence review, and confidence boundaries.</w:t>
       </w:r>
     </w:p>
     <w:p>
@@ -7582,7 +7582,7 @@
                 <w:color w:val="1F2937"/>
                 <w:sz w:val="17"/>
               </w:rPr>
-              <w:t>Hosts workflow, dashboard, ticket, communication, or assurance functions.</w:t>
+              <w:t>Hosts workflow, dashboard, ticket, communication, or confidence functions.</w:t>
             </w:r>
           </w:p>
         </w:tc>
@@ -8073,7 +8073,7 @@
           <w:color w:val="1F2937"/>
           <w:sz w:val="21"/>
         </w:rPr>
-        <w:t>Governance interoperability is the ability of governance functions to use each other's signals without losing meaning. A monitoring exception should be understandable to maintenance owners. A training update should reflect actual control changes. A verification finding should alter assurance language where appropriate. A vendor dependency change should affect evidence confidence and continuity expectations. An incident reconstruction should become usable input for control redesign rather than isolated narrative history.</w:t>
+        <w:t>Governance interoperability is the ability of governance functions to use each other's signals without losing meaning. A monitoring exception should be understandable to maintenance owners. A training update should reflect actual control changes. A evidence review finding should alter confidence language where appropriate. A vendor dependency change should affect evidence confidence and continuity expectations. An incident reconstruction should become usable input for control redesign rather than isolated narrative history.</w:t>
       </w:r>
     </w:p>
     <w:p>
@@ -9036,7 +9036,7 @@
                 <w:color w:val="1F2937"/>
                 <w:sz w:val="17"/>
               </w:rPr>
-              <w:t>Assurance language becomes disconnected from operational reality.</w:t>
+              <w:t>Confidence language becomes disconnected from operational reality.</w:t>
             </w:r>
           </w:p>
         </w:tc>
@@ -9085,7 +9085,7 @@
           <w:color w:val="1F2937"/>
           <w:sz w:val="21"/>
         </w:rPr>
-        <w:t>Stewardship differs from procedural administration. Administration may keep documents current, schedule reviews, log training, and maintain committees. Stewardship asks whether those activities remain connected to operational reality, institutional consequence, and bounded trust. A stewarded governance system can retire obsolete controls, qualify assurance, preserve institutional memory, challenge green status, and adapt without fragmenting authority.</w:t>
+        <w:t>Stewardship differs from procedural administration. Administration may keep documents current, schedule reviews, log training, and maintain committees. Stewardship asks whether those activities remain connected to operational reality, institutional consequence, and bounded trust. A stewarded governance system can retire obsolete controls, qualify confidence, preserve institutional memory, challenge green status, and adapt without fragmenting authority.</w:t>
       </w:r>
     </w:p>
     <w:p>
@@ -10084,7 +10084,7 @@
           <w:color w:val="1F2937"/>
           <w:sz w:val="21"/>
         </w:rPr>
-        <w:t>Organizations implementing this framework should treat major operational evolution as a governance event. System migrations, staffing transitions, vendor replacements, AI deployments, expansion into externally relied-upon workflows, incident recovery, and strategic restructuring should trigger integrated review across safeguards, evidence, monitoring, training, assurance, dependencies, and escalation. The goal is not to slow operational change; it is to prevent operational change from outrunning institutional awareness.</w:t>
+        <w:t>Organizations implementing this framework should treat major operational evolution as a governance event. System migrations, staffing transitions, vendor replacements, AI deployments, expansion into externally relied-upon workflows, incident recovery, and strategic restructuring should trigger integrated review across safeguards, evidence, monitoring, training, confidence, dependencies, and escalation. The goal is not to slow operational change; it is to prevent operational change from outrunning institutional awareness.</w:t>
       </w:r>
     </w:p>
     <w:p>
@@ -10679,7 +10679,7 @@
                 <w:color w:val="1F2937"/>
                 <w:sz w:val="17"/>
               </w:rPr>
-              <w:t>Assurance continuity review</w:t>
+              <w:t>Confidence continuity review</w:t>
             </w:r>
           </w:p>
         </w:tc>
@@ -10741,7 +10741,7 @@
                 <w:color w:val="1F2937"/>
                 <w:sz w:val="17"/>
               </w:rPr>
-              <w:t>Incident, dependency disruption, public verification change, customer diligence request, or evidence gap.</w:t>
+              <w:t>Incident, dependency disruption, public registry record change, customer diligence request, or evidence gap.</w:t>
             </w:r>
           </w:p>
         </w:tc>
@@ -11478,7 +11478,7 @@
                 <w:color w:val="1F2937"/>
                 <w:sz w:val="17"/>
               </w:rPr>
-              <w:t>Proof cannot be assembled across workflow, control, incident, and assurance contexts.</w:t>
+              <w:t>Proof cannot be assembled across workflow, control, incident, and confidence contexts.</w:t>
             </w:r>
           </w:p>
         </w:tc>
@@ -11872,7 +11872,7 @@
                 <w:color w:val="1F2937"/>
                 <w:sz w:val="17"/>
               </w:rPr>
-              <w:t>Dependency, evidence, assurance, and continuity implications are missed.</w:t>
+              <w:t>Dependency, evidence, confidence, and continuity implications are missed.</w:t>
             </w:r>
           </w:p>
         </w:tc>
@@ -12033,7 +12033,7 @@
                 <w:color w:val="1F2937"/>
                 <w:sz w:val="17"/>
               </w:rPr>
-              <w:t>Connect closure to safeguard refresh, training, monitoring, and assurance review.</w:t>
+              <w:t>Connect closure to safeguard refresh, training, monitoring, and confidence review.</w:t>
             </w:r>
           </w:p>
         </w:tc>
@@ -12082,7 +12082,7 @@
           <w:color w:val="1F2937"/>
           <w:sz w:val="21"/>
         </w:rPr>
-        <w:t>Coherence preservation requires more than periodic document review. It requires reality testing. The institution must compare represented process to practiced process, evidence population to operational population, AI-assisted route to human route, vendor dependency map to actual provider reliance, and assurance language to current proof. Without these comparisons, governance may remain aesthetically mature while operationally inaccurate.</w:t>
+        <w:t>Coherence preservation requires more than periodic document review. It requires reality testing. The institution must compare represented process to practiced process, evidence population to operational population, AI-assisted route to human route, vendor dependency map to actual provider reliance, and confidence language to current proof. Without these comparisons, governance may remain aesthetically mature while operationally inaccurate.</w:t>
       </w:r>
     </w:p>
     <w:p>
@@ -12477,7 +12477,7 @@
                 <w:color w:val="1F2937"/>
                 <w:sz w:val="17"/>
               </w:rPr>
-              <w:t>Correct scope, capture missing artifacts, and qualify affected assurance.</w:t>
+              <w:t>Correct scope, capture missing artifacts, and qualify affected confidence.</w:t>
             </w:r>
           </w:p>
         </w:tc>
@@ -12871,7 +12871,7 @@
                 <w:color w:val="1F2937"/>
                 <w:sz w:val="17"/>
               </w:rPr>
-              <w:t>Assign redesign, training, monitoring, evidence, or assurance update actions.</w:t>
+              <w:t>Assign redesign, training, monitoring, evidence, or confidence update actions.</w:t>
             </w:r>
           </w:p>
         </w:tc>
@@ -13806,7 +13806,7 @@
                 <w:color w:val="1F2937"/>
                 <w:sz w:val="17"/>
               </w:rPr>
-              <w:t>Integrated assurance discipline</w:t>
+              <w:t>Integrated confidence discipline</w:t>
             </w:r>
           </w:p>
         </w:tc>
@@ -14067,7 +14067,7 @@
           <w:color w:val="1F2937"/>
           <w:sz w:val="21"/>
         </w:rPr>
-        <w:t>Mature governance is visible in how an institution behaves under ordinary pressure, not only in how it describes its control environment. Mature governance detects drift before failure, qualifies confidence when evidence weakens, preserves accountability during incidents, refreshes training after control change, recalibrates assurance after dependency disruption, and identifies AI influence before it becomes unreconstructable. Maturity is coherence in motion.</w:t>
+        <w:t>Mature governance is visible in how an institution behaves under ordinary pressure, not only in how it describes its control environment. Mature governance detects drift before failure, qualifies confidence when evidence weakens, preserves accountability during incidents, refreshes training after control change, recalibrates confidence after dependency disruption, and identifies AI influence before it becomes unreconstructable. Maturity is coherence in motion.</w:t>
       </w:r>
     </w:p>
     <w:p>
@@ -14313,7 +14313,7 @@
                 <w:color w:val="1F2937"/>
                 <w:sz w:val="17"/>
               </w:rPr>
-              <w:t>Claims, controls, incidents, and assurance materials map to source evidence and scope.</w:t>
+              <w:t>Claims, controls, incidents, and confidence materials map to source evidence and scope.</w:t>
             </w:r>
           </w:p>
         </w:tc>
@@ -14737,7 +14737,7 @@
                 <w:color w:val="1F2937"/>
                 <w:sz w:val="17"/>
               </w:rPr>
-              <w:t>Dependency changes trigger review and assurance recalibration.</w:t>
+              <w:t>Dependency changes trigger review and confidence recalibration.</w:t>
             </w:r>
           </w:p>
         </w:tc>
@@ -15066,7 +15066,7 @@
           <w:color w:val="1F2937"/>
           <w:sz w:val="21"/>
         </w:rPr>
-        <w:t>A stewardship-oriented governance culture values coherence over optics, challenge over comfort, bounded confidence over exaggerated certainty, and institutional memory over informal heroics. It allows personnel to identify weak evidence, stale controls, undocumented AI influence, dependency concentration, or unsupported assurance without treating those observations as administrative inconvenience. Stewardship culture is not motivational language; it is operational permission to preserve governance reality when visibility pressure encourages simplification.</w:t>
+        <w:t>A stewardship-oriented governance culture values coherence over optics, challenge over comfort, bounded confidence over exaggerated certainty, and institutional memory over informal heroics. It allows personnel to identify weak evidence, stale controls, undocumented AI influence, dependency concentration, or unsupported confidence without treating those observations as administrative inconvenience. Stewardship culture is not motivational language; it is operational permission to preserve governance reality when visibility pressure encourages simplification.</w:t>
       </w:r>
     </w:p>
     <w:p>
@@ -15312,7 +15312,7 @@
                 <w:color w:val="1F2937"/>
                 <w:sz w:val="17"/>
               </w:rPr>
-              <w:t>Reviewers can question evidence, AI outputs, assurance language, and green status.</w:t>
+              <w:t>Reviewers can question evidence, AI outputs, confidence language, and green status.</w:t>
             </w:r>
           </w:p>
         </w:tc>
@@ -16065,7 +16065,7 @@
           <w:color w:val="1F2937"/>
           <w:sz w:val="21"/>
         </w:rPr>
-        <w:t>Section III establishes the implementation layer of this governance framework. Safeguards define operational boundaries. Monitoring determines whether those boundaries remain real. Maintenance preserves alignment with changing operations. Verification substantiates claims. Training enables human judgment. Incident response tests governance under stress. Integration ensures that these functions do not become isolated administrative products.</w:t>
+        <w:t>Section III establishes the implementation layer of this governance framework. Safeguards define operational boundaries. Monitoring determines whether those boundaries remain real. Maintenance preserves alignment with changing operations. Evidence review substantiates claims. Training enables human judgment. Incident response tests governance under stress. Integration ensures that these functions do not become isolated administrative products.</w:t>
       </w:r>
     </w:p>
     <w:p>
@@ -16078,7 +16078,7 @@
           <w:color w:val="1F2937"/>
           <w:sz w:val="21"/>
         </w:rPr>
-        <w:t>The synthesis of Section III is that governance survivability depends on coherence between controls, evidence, authority, escalation, dependency, AI influence, communication, and adaptation. A safeguard that cannot be monitored is fragile. Monitoring that does not trigger maintenance is ornamental. Maintenance without training produces implementation gaps. Verification without evidence lineage is ceremony. Training without challenge culture becomes completion tracking. Incident recovery without reconstruction defers exposure. Integration converts these separate activities into an institutional operating model.</w:t>
+        <w:t>The synthesis of Section III is that governance survivability depends on coherence between controls, evidence, authority, escalation, dependency, AI influence, communication, and adaptation. A safeguard that cannot be monitored is fragile. Monitoring that does not trigger maintenance is ornamental. Maintenance without training produces implementation gaps. Evidence review without evidence lineage is ceremony. Training without challenge culture becomes completion tracking. Incident recovery without reconstruction defers exposure. Integration converts these separate activities into an institutional operating model.</w:t>
       </w:r>
     </w:p>
     <w:p>
@@ -16091,7 +16091,7 @@
           <w:color w:val="1F2937"/>
           <w:sz w:val="21"/>
         </w:rPr>
-        <w:t>Long-horizon stewardship is the operational discipline that keeps the model from becoming either static bureaucracy or informal improvisation. It allows governance to adapt while remaining understandable. It allows assurance to be useful while remaining bounded. It allows AI-assisted acceleration while preserving accountability. It allows operational flexibility while preventing convenience from becoming unmanaged governance reality. This is the condition under which governance remains institutionally credible over time.</w:t>
+        <w:t>Long-horizon stewardship is the operational discipline that keeps the model from becoming either static bureaucracy or informal improvisation. It allows governance to adapt while remaining understandable. It allows confidence to be useful while remaining bounded. It allows AI-assisted acceleration while preserving accountability. It allows operational flexibility while preventing convenience from becoming unmanaged governance reality. This is the condition under which governance remains institutionally credible over time.</w:t>
       </w:r>
     </w:p>
     <w:p>
@@ -16119,7 +16119,7 @@
           <w:color w:val="1F2937"/>
           <w:sz w:val="21"/>
         </w:rPr>
-        <w:t>Governance integration under this framework shall be treated as an operating requirement for institutional survivability. Safeguards, monitoring, maintenance, verification, training, incident response, dependency governance, AI governance, evidence management, escalation, communications, and assurance shall not be managed as isolated compliance activities where their outputs create institutional reliance. Each function shall preserve the signals, evidence, ownership, and decision logic needed by the others to operate coherently.</w:t>
+        <w:t>Governance integration under this framework shall be treated as an operating requirement for institutional survivability. Safeguards, monitoring, maintenance, evidence review, training, incident response, dependency governance, AI governance, evidence management, escalation, communications, and confidence shall not be managed as isolated compliance activities where their outputs create institutional reliance. Each function shall preserve the signals, evidence, ownership, and decision logic needed by the others to operate coherently.</w:t>
       </w:r>
     </w:p>
     <w:p>
@@ -16145,7 +16145,7 @@
           <w:color w:val="1F2937"/>
           <w:sz w:val="21"/>
         </w:rPr>
-        <w:t>Evidence coordination shall remain central to governance integration. Claims, dashboards, assurance statements, verification signals, incident narratives, training materials, and executive reports shall remain linked to evidence lineage, scope, caveats, freshness, and accountable ownership. Where evidence weakens, governance confidence shall be qualified, refreshed, suspended, or withdrawn as appropriate. Reporting volume, status color, or narrative coherence shall not substitute for reconstructable proof.</w:t>
+        <w:t>Evidence coordination shall remain central to governance integration. Claims, dashboards, confidence statements, registry record signals, incident narratives, training materials, and executive reports shall remain linked to evidence lineage, scope, caveats, freshness, and accountable ownership. Where evidence weakens, governance confidence shall be qualified, refreshed, suspended, or withdrawn as appropriate. Reporting volume, status color, or narrative coherence shall not substitute for reconstructable proof.</w:t>
       </w:r>
     </w:p>
     <w:p>
@@ -16171,7 +16171,7 @@
           <w:color w:val="1F2937"/>
           <w:sz w:val="21"/>
         </w:rPr>
-        <w:t>The operating standard for this section is institutional coherence over time. Governance remains survivable when the organization can operate across change, disruption, turnover, vendor evolution, AI acceleration, and strategic transition without losing authority clarity, evidence sufficiency, assurance discipline, accountability continuity, or trust calibration. The completed Section III doctrine therefore establishes governance implementation not as a collection of controls, but as an integrated operating system for preserving institutional legitimacy under real conditions.</w:t>
+        <w:t>The operating standard for this section is institutional coherence over time. Governance remains survivable when the organization can operate across change, disruption, turnover, vendor evolution, AI acceleration, and strategic transition without losing authority clarity, evidence sufficiency, confidence discipline, accountability continuity, or trust calibration. The completed Section III doctrine therefore establishes governance implementation not as a collection of controls, but as an integrated operating system for preserving institutional legitimacy under real conditions.</w:t>
       </w:r>
     </w:p>
     <w:sectPr>
